--- a/ky/wisdom-stories/scarf-seller.docx
+++ b/ky/wisdom-stories/scarf-seller.docx
@@ -20,7 +20,7 @@
           <w:sz w:val="34"/>
           <w:lang w:val="ky-KG"/>
         </w:rPr>
-        <w:t>Жоолук саткан бала</w:t>
+        <w:t>Жоолук сатуучу</w:t>
       </w:r>
       <w:bookmarkEnd w:id="10175"/>
     </w:p>
@@ -93,7 +93,7 @@
           <w:sz w:val="22"/>
           <w:lang w:val="ky-KG"/>
         </w:rPr>
-        <w:t>Дароо автобустан түштүм. Бала баягы эле жерде жоолуктарын сатып жүрүптүр. Он эки-он үч жаштарда экен. Мурду сууктан кызарып, колкапсыз колдору үшүгөн. Үстүндө жука пальтосу бар. Ошого карабай капкара көздөрү жылтылдап, аппак тиштерин көрсөтө күлүп турду. Жанына барып, ийнине колумду койдум да, жоолукту көрсөттүм: — Муну сен салдыңбы?</w:t>
+        <w:t>Дароо автобустан түштүм. Бала баягы эле жерде жоолуктарын сатып жүрүптүр. Он эки-он үч жаштарда экен. Мурду сууктан кызарып, колдору колкапсыз эле. Үстүндө жука пальтосу бар. Капкара көздөрү түн ичинде жылдыздай жаркырап, жылмайганда аппак тиштери көрүнөт. Жанына барып, ийнине колумду койдум да, жоолукту көрсөттүм: — Бул эмне?</w:t>
       </w:r>
     </w:p>
     <w:p>
@@ -327,7 +327,7 @@
           <w:sz w:val="22"/>
           <w:lang w:val="ky-KG"/>
         </w:rPr>
-        <w:t>Жолго чыктык. Түндүн караңгылыгында шаар да, жоолук саткан бала да артта калды. Жүрөгүмө сиңген ачуу сезим менен бул суукта үй-жайынан ажыраган адамдарды ойлодум. Ичимде ат коё алгыс ар түрдүү сезимдер толкуп, алкымымдагы бир түйүн демимди кысып, көз жашым ар бир ирмемде төгүлүүгө ыңгай издеп турду.</w:t>
+        <w:t>Жолго чыктык. Түндүн караңгылыгында шаар да, жоолук саткан бала да артта калды. Жүрөгүм ооруп, бул суукта үй-жайынан ажыраган адамдарды ойлодум. Ичимде ар түрдүү сезимдер толкуп, алкымым түйүнүп, көз жашымды араң токтотуп турдум.</w:t>
       </w:r>
     </w:p>
     <w:p>
@@ -369,7 +369,7 @@
           <w:sz w:val="22"/>
           <w:lang w:val="ky-KG"/>
         </w:rPr>
-        <w:t xml:space="preserve">Сабак: </w:t>
+        <w:t>Сабак: Кээде эң чоң жоомарттыкты эң жарды адам көрсөтөт. Баланын аруу жүрөгү материалдык жокчулукту байлыкка айландырат.</w:t>
       </w:r>
       <w:r>
         <w:rPr>
@@ -378,7 +378,6 @@
           <w:sz w:val="22"/>
           <w:lang w:val="ky-KG"/>
         </w:rPr>
-        <w:t>Кең пейилдик байлыкка карабайт. Колунда азы бар баланын жүрөгүндө бүт дүйнөгө жетчү мээрим болушу мүмкүн.</w:t>
       </w:r>
     </w:p>
     <w:p>
@@ -398,7 +397,7 @@
           <w:sz w:val="18"/>
           <w:lang w:val="ky-KG"/>
         </w:rPr>
-        <w:t>Окуя ачык интернет булактарынан алынды.</w:t>
+        <w:t>Аңгемелер ачык интернет булактарынан алынган, иллюстрациялар болсо ЖИ менен түзүлгөн.</w:t>
       </w:r>
     </w:p>
     <w:sectPr>

--- a/ky/wisdom-stories/scarf-seller.docx
+++ b/ky/wisdom-stories/scarf-seller.docx
@@ -3,403 +3,204 @@
 <w:document xmlns:wpc="http://schemas.microsoft.com/office/word/2010/wordprocessingCanvas" xmlns:cx="http://schemas.microsoft.com/office/drawing/2014/chartex" xmlns:cx1="http://schemas.microsoft.com/office/drawing/2015/9/8/chartex" xmlns:cx2="http://schemas.microsoft.com/office/drawing/2015/10/21/chartex" xmlns:cx3="http://schemas.microsoft.com/office/drawing/2016/5/9/chartex" xmlns:cx4="http://schemas.microsoft.com/office/drawing/2016/5/10/chartex" xmlns:cx5="http://schemas.microsoft.com/office/drawing/2016/5/11/chartex" xmlns:cx6="http://schemas.microsoft.com/office/drawing/2016/5/12/chartex" xmlns:cx7="http://schemas.microsoft.com/office/drawing/2016/5/13/chartex" xmlns:cx8="http://schemas.microsoft.com/office/drawing/2016/5/14/chartex" xmlns:mc="http://schemas.openxmlformats.org/markup-compatibility/2006" xmlns:aink="http://schemas.microsoft.com/office/drawing/2016/ink" xmlns:am3d="http://schemas.microsoft.com/office/drawing/2017/model3d" xmlns:o="urn:schemas-microsoft-com:office:office" xmlns:oel="http://schemas.microsoft.com/office/2019/extlst" xmlns:r="http://schemas.openxmlformats.org/officeDocument/2006/relationships" xmlns:m="http://schemas.openxmlformats.org/officeDocument/2006/math" xmlns:v="urn:schemas-microsoft-com:vml" xmlns:wp14="http://schemas.microsoft.com/office/word/2010/wordprocessingDrawing" xmlns:wp="http://schemas.openxmlformats.org/drawingml/2006/wordprocessingDrawing" xmlns:w10="urn:schemas-microsoft-com:office:word" xmlns:w="http://schemas.openxmlformats.org/wordprocessingml/2006/main" xmlns:w14="http://schemas.microsoft.com/office/word/2010/wordml" xmlns:w15="http://schemas.microsoft.com/office/word/2012/wordml" xmlns:w16cex="http://schemas.microsoft.com/office/word/2018/wordml/cex" xmlns:w16cid="http://schemas.microsoft.com/office/word/2016/wordml/cid" xmlns:w16="http://schemas.microsoft.com/office/word/2018/wordml" xmlns:w16du="http://schemas.microsoft.com/office/word/2023/wordml/word16du" xmlns:w16sdtdh="http://schemas.microsoft.com/office/word/2020/wordml/sdtdatahash" xmlns:w16sdtfl="http://schemas.microsoft.com/office/word/2024/wordml/sdtformatlock" xmlns:w16se="http://schemas.microsoft.com/office/word/2015/wordml/symex" xmlns:wpg="http://schemas.microsoft.com/office/word/2010/wordprocessingGroup" xmlns:wpi="http://schemas.microsoft.com/office/word/2010/wordprocessingInk" xmlns:wne="http://schemas.microsoft.com/office/word/2006/wordml" xmlns:wps="http://schemas.microsoft.com/office/word/2010/wordprocessingShape" mc:Ignorable="w14 w15 w16se w16cid w16 w16cex w16sdtdh w16sdtfl w16du wp14">
   <w:body>
     <w:p>
-      <w:pPr>
-        <w:pStyle w:val="Title"/>
-        <w:keepNext/>
-        <w:keepLines w:val="0"/>
-        <w:pageBreakBefore w:val="0"/>
-        <w:widowControl/>
-        <w:spacing w:line="269" w:lineRule="auto" w:after="180" w:before="0"/>
-      </w:pPr>
-      <w:bookmarkStart w:id="10175" w:name="Story_176"/>
       <w:r>
         <w:rPr>
-          <w:rFonts w:ascii="Arial" w:hAnsi="Arial"/>
           <w:b/>
-          <w:color w:val="000000"/>
-          <w:sz w:val="34"/>
-          <w:lang w:val="ky-KG"/>
+          <w:bCs/>
         </w:rPr>
         <w:t>Жоолук сатуучу</w:t>
       </w:r>
-      <w:bookmarkEnd w:id="10175"/>
-    </w:p>
-    <w:p>
-      <w:pPr>
-        <w:keepNext w:val="0"/>
-        <w:keepLines w:val="0"/>
-        <w:pageBreakBefore w:val="0"/>
-        <w:widowControl/>
-        <w:spacing w:line="269" w:lineRule="auto" w:after="120" w:before="0"/>
-      </w:pPr>
+    </w:p>
+    <w:p>
+      <w:r>
+        <w:t>Шаарды түнкү катуу суук каптаган. Жер көк жылгаяк болуп, бутка туруу да кыйын эле. Демим да тоңуп калчудай сезилди. Тайгаланып жыгылып кетпейин деп, акырын басып отуруп автобуска жеттим.</w:t>
+      </w:r>
+    </w:p>
+    <w:p>
+      <w:r>
+        <w:t>«Кудайга шүгүр, аман-эсен жеттим», — деп ойлодум.</w:t>
+      </w:r>
+    </w:p>
+    <w:p>
+      <w:r>
+        <w:t>Ошол маалда колуна жоолуктарды көтөргөн бир бала жаныма келди. Аны укканга дарманым жок эле. Автобуска тезирээк кирип, жылынып алгым келди.</w:t>
+      </w:r>
+    </w:p>
+    <w:p>
+      <w:r>
+        <w:t>— Эже, жоолук аласызбы? — деп бирөөнү сунду.</w:t>
+      </w:r>
+    </w:p>
+    <w:p>
+      <w:r>
+        <w:t>— Жок, кереги жок, — дедим сөздү кыска бүтүргүм келип.</w:t>
+      </w:r>
+    </w:p>
+    <w:p>
+      <w:r>
+        <w:t>— Ала коюңузчу, эже, кереги тиет.</w:t>
+      </w:r>
+    </w:p>
+    <w:p>
+      <w:r>
+        <w:t>— Акчам жок, — дедим, мени жайыма койсун деп.</w:t>
+      </w:r>
+    </w:p>
+    <w:p>
+      <w:r>
+        <w:t>— Эч нерсе эмес, эже. Ала бериңиз, акча албайм. Менден белек болсун.</w:t>
+      </w:r>
+    </w:p>
+    <w:p>
+      <w:r>
+        <w:t>— Жок, андай болбойт. Жоолугум бар, кереги жок.</w:t>
+      </w:r>
+    </w:p>
+    <w:p>
+      <w:r>
+        <w:t>Ушинтип шашыла автобуска кирдим. Ошол учурда өзүмдү гана ойлоп жаттым. Баланын абалына көңүл бурбай, ордума жөнөдүм.</w:t>
+      </w:r>
+    </w:p>
+    <w:p>
+      <w:r>
+        <w:t>Отурардан мурун телефонумду алыш үчүн колумду пальтомдун чөнтөгүнө салдым. Колума бир баштык урунду. Алып карасам, ичинде жоолук бар экен. Бала мага байкатпай чөнтөгүмө салып коюптур.</w:t>
+      </w:r>
+    </w:p>
+    <w:p>
+      <w:r>
+        <w:t>Дароо автобустан түштүм. Бала баягы эле жерде туруп, жүргүнчүлөргө жоолук сунуштап жатыптыр.</w:t>
+      </w:r>
+    </w:p>
+    <w:p>
+      <w:r>
+        <w:t>Он эки-он үч жаштарда болсо керек. Үстүндө жука пальто, колунда мээлейи жок, мурду сууктан кызарып кеткен. Кара көздөрү түн ичинде жылдыздай жанып, жылмайганда аппак тиштери көрүнүп турду.</w:t>
+      </w:r>
+    </w:p>
+    <w:p>
+      <w:r>
+        <w:t>Жанына барып, колумду ийнине койдум да, жоолукту көрсөттүм:</w:t>
+      </w:r>
+    </w:p>
+    <w:p>
+      <w:r>
+        <w:t>— Муну сен салдыңбы?</w:t>
+      </w:r>
+    </w:p>
+    <w:p>
+      <w:r>
+        <w:t>Ал жылмайды:</w:t>
+      </w:r>
+    </w:p>
+    <w:p>
+      <w:r>
+        <w:t>— Ооба, эже. Кереги тийип калар. Менден белек болсун.</w:t>
+      </w:r>
+    </w:p>
+    <w:p>
+      <w:r>
+        <w:t>— Антип тарата берсең, кантип акча табасың? Ушундай суукта турганың кыйын эмеспи?</w:t>
+      </w:r>
+    </w:p>
+    <w:p>
+      <w:r>
+        <w:t>— Эч нерсе болбойт, эже, — деди ал мага мээримдүү карап.</w:t>
+      </w:r>
+    </w:p>
+    <w:p>
+      <w:r>
+        <w:t>Акча сундум.</w:t>
+      </w:r>
+    </w:p>
+    <w:p>
+      <w:r>
+        <w:lastRenderedPageBreak/>
+        <w:t>— Жок, эже, кереги жок. Мен аны сизге белек кылгам.</w:t>
+      </w:r>
+    </w:p>
+    <w:p>
+      <w:r>
+        <w:t>Ошондо ал: «Эже, акчам жок дебедиңиз беле? Эми кайдан таап алдыңыз?» — десе, уялганымдан жерге кирип кетмекмин. Бирок ал мени суракка алган жок. Сөзүмө ишенип, жардамга муктаж экен деп ойлоп, колунда барын бөлүшкөн экен.</w:t>
+      </w:r>
+    </w:p>
+    <w:p>
+      <w:r>
+        <w:t>— Алчы, — дедим бул жолу чечкиндүү.</w:t>
+      </w:r>
+    </w:p>
+    <w:p>
+      <w:r>
+        <w:t>Айтканымдан кайтпасымды көрүп, акчаны алды. Анан кайтарымын бериш үчүн чөнтөгүнөн майда акчаларын чыгарды.</w:t>
+      </w:r>
+    </w:p>
+    <w:p>
+      <w:r>
+        <w:t>— Кайтарымын бербей эле кой.</w:t>
+      </w:r>
+    </w:p>
+    <w:p>
+      <w:r>
+        <w:t>— Жок, эже, бул өтө көп. Болбойт.</w:t>
+      </w:r>
+    </w:p>
+    <w:p>
+      <w:r>
+        <w:t>Ал шашып тыйындарын санай баштады. Бир нечеси колунан түшүп кетти.</w:t>
+      </w:r>
+    </w:p>
+    <w:p>
+      <w:r>
+        <w:t>— Эч нерсе эмес, аман бол. Бул да менден сага белек, — дедим жылмайып.</w:t>
+      </w:r>
+    </w:p>
+    <w:p>
+      <w:r>
+        <w:t>Бала бир аз тартынып, музду да эритчүдөй жылуу жылмайды.</w:t>
+      </w:r>
+    </w:p>
+    <w:p>
+      <w:r>
+        <w:t>— Рахмат, эже. Аллах сизден ыраазы болсун.</w:t>
+      </w:r>
+    </w:p>
+    <w:p>
+      <w:r>
+        <w:t>«Сага да рахмат, кичинекей досум. Колунда бары аз болсо да, пейили кең, көзү ток балам», — дедим ичимден.</w:t>
+      </w:r>
+    </w:p>
+    <w:p>
+      <w:r>
+        <w:t>Автобуска кайра кирип, ордума отурдум. Сыртта дагы эле катуу суук эле. Бала болсо ошол суукта туруп калды. Адамдарга болгон ишенимин жоготпогон, жылмаюусу менен кышты жазга айланткан, эмгектенип үй-бүлөсүнө жардам берүүгө аракет кылган бала.</w:t>
+      </w:r>
+    </w:p>
+    <w:p>
+      <w:r>
+        <w:t>Жолго чыктык. Шаар да, жоолук саткан бала да түн караңгылыгында артта калды. Аны, мындай суукта баш калкалай турган жери жок адамдарды ойлодум. Тамагыма бир нерсе тыгылгандай болуп, көз жашымды араң кармадым.</w:t>
+      </w:r>
+    </w:p>
+    <w:p>
+      <w:r>
+        <w:t>Автобусубуз болсо аппак кар жамынган тоолордун арасындагы ийри-буйру жол менен сапарын улантты.</w:t>
+      </w:r>
+    </w:p>
+    <w:p>
       <w:r>
         <w:rPr>
-          <w:rFonts w:ascii="Arial" w:eastAsia="Arial" w:hAnsi="Arial"/>
-          <w:color w:val="000000"/>
-          <w:sz w:val="22"/>
-          <w:lang w:val="ky-KG"/>
+          <w:b/>
+          <w:bCs/>
         </w:rPr>
-        <w:t>Түнкү кычыраган суук шаарды чулгап алган. Жер муз болуп, тайгак эле. Оозумдан чыккан дем да тоңуп калчудай. Жыгылып кетпеш үчүн өтө этият басып келаттым. Автобустун эшигине жакындап, аман-эсен жеткениме «Кудайга шүгүр» дедим. Дал ошол маалда колунда сатууга аракет кылган жоолуктары бар бир бала мага жакындады. Аны менен сүйлөшүүгө чамам жок эле; тезирээк автобуска отурсам деген гана ойдо болчумун.</w:t>
-      </w:r>
-    </w:p>
-    <w:p>
-      <w:pPr>
-        <w:keepNext w:val="0"/>
-        <w:keepLines w:val="0"/>
-        <w:pageBreakBefore w:val="0"/>
-        <w:widowControl/>
-        <w:spacing w:line="269" w:lineRule="auto" w:after="120" w:before="0"/>
-      </w:pPr>
+        <w:t>Сабак: Берешендик колуңдагы байлык менен эмес, бөлүшүүгө даяр жүрөгүң менен өлчөнөт. Кээде биз жардамга муктаж деп ойлогон адамдын өзү бизге адамгерчилик эмне экенин эске салат.</w:t>
+      </w:r>
+    </w:p>
+    <w:p>
       <w:r>
         <w:rPr>
-          <w:rFonts w:ascii="Arial" w:hAnsi="Arial"/>
-          <w:color w:val="000000"/>
-          <w:sz w:val="22"/>
-          <w:lang w:val="ky-KG"/>
+          <w:i/>
+          <w:iCs/>
         </w:rPr>
-        <w:t>Бала мага бир жоолук сунуп: — Аласызбы, эже? — деди. Андан кутулуш үчүн: — Жок, каалабайм, — дедим. — Алыңызчы, эже, керек болуп калат, — деди ал. Кутулайын деп: — Акчам жок, — дедим. — Мейли, эже, ала бериңиз, акча сурабайм, менден болсун, — деди. — Андай болбойт, каалабайм, жоолугум бар, — деп автобуска шашып кирдим. Ошол учурда өзүмдү гана ойлоп, балага такыр көңүл бурган жокмун. Тез-тез басып ордума жөнөдүм.</w:t>
-      </w:r>
-    </w:p>
-    <w:p>
-      <w:pPr>
-        <w:keepNext w:val="0"/>
-        <w:keepLines w:val="0"/>
-        <w:pageBreakBefore w:val="0"/>
-        <w:widowControl/>
-        <w:spacing w:line="269" w:lineRule="auto" w:after="120" w:before="0"/>
-      </w:pPr>
-      <w:r>
-        <w:rPr>
-          <w:rFonts w:ascii="Arial" w:eastAsia="Arial" w:hAnsi="Arial"/>
-          <w:color w:val="000000"/>
-          <w:sz w:val="22"/>
-          <w:lang w:val="ky-KG"/>
-        </w:rPr>
-        <w:t>Отурардан мурун пальтомдун чөнтөгүндөгү телефонумду алуу үчүн колумду салдым. Колума бир баштык урунду. Алып чыгып карасам, ичинде жоолук бар экен. Аябай таң калдым. Көрсө, бала баштыкты байкатпай чөнтөгүмө салып коюптур.</w:t>
-      </w:r>
-    </w:p>
-    <w:p>
-      <w:pPr>
-        <w:keepNext w:val="0"/>
-        <w:keepLines w:val="0"/>
-        <w:pageBreakBefore w:val="0"/>
-        <w:widowControl/>
-        <w:spacing w:line="269" w:lineRule="auto" w:after="120" w:before="0"/>
-      </w:pPr>
-      <w:r>
-        <w:rPr>
-          <w:rFonts w:ascii="Arial" w:hAnsi="Arial"/>
-          <w:color w:val="000000"/>
-          <w:sz w:val="22"/>
-          <w:lang w:val="ky-KG"/>
-        </w:rPr>
-        <w:t>Дароо автобустан түштүм. Бала баягы эле жерде жоолуктарын сатып жүрүптүр. Он эки-он үч жаштарда экен. Мурду сууктан кызарып, колдору колкапсыз эле. Үстүндө жука пальтосу бар. Капкара көздөрү түн ичинде жылдыздай жаркырап, жылмайганда аппак тиштери көрүнөт. Жанына барып, ийнине колумду койдум да, жоолукту көрсөттүм: — Бул эмне?</w:t>
-      </w:r>
-    </w:p>
-    <w:p>
-      <w:pPr>
-        <w:keepNext w:val="0"/>
-        <w:keepLines w:val="0"/>
-        <w:pageBreakBefore w:val="0"/>
-        <w:widowControl/>
-        <w:spacing w:line="269" w:lineRule="auto" w:after="120" w:before="0"/>
-      </w:pPr>
-      <w:r>
-        <w:rPr>
-          <w:rFonts w:ascii="Arial" w:eastAsia="Arial" w:hAnsi="Arial"/>
-          <w:color w:val="000000"/>
-          <w:sz w:val="22"/>
-          <w:lang w:val="ky-KG"/>
-        </w:rPr>
-        <w:t>Бала жылмайып: — Эч нерсе эмес, эже, керек болуп калат, менден болсун, — деди.</w:t>
-      </w:r>
-    </w:p>
-    <w:p>
-      <w:pPr>
-        <w:keepNext w:val="0"/>
-        <w:keepLines w:val="0"/>
-        <w:pageBreakBefore w:val="0"/>
-        <w:widowControl/>
-        <w:spacing w:line="269" w:lineRule="auto" w:after="120" w:before="0"/>
-      </w:pPr>
-      <w:r>
-        <w:rPr>
-          <w:rFonts w:ascii="Arial" w:eastAsia="Arial" w:hAnsi="Arial"/>
-          <w:color w:val="000000"/>
-          <w:sz w:val="22"/>
-          <w:lang w:val="ky-KG"/>
-        </w:rPr>
-        <w:t>— Ушинтип жүрсөң, кантип акча табасың? Бул суукта кыйналбайсыңбы? — дедим.</w:t>
-      </w:r>
-    </w:p>
-    <w:p>
-      <w:pPr>
-        <w:keepNext w:val="0"/>
-        <w:keepLines w:val="0"/>
-        <w:pageBreakBefore w:val="0"/>
-        <w:widowControl/>
-        <w:spacing w:line="269" w:lineRule="auto" w:after="120" w:before="0"/>
-      </w:pPr>
-      <w:r>
-        <w:rPr>
-          <w:rFonts w:ascii="Arial" w:eastAsia="Arial" w:hAnsi="Arial"/>
-          <w:color w:val="000000"/>
-          <w:sz w:val="22"/>
-          <w:lang w:val="ky-KG"/>
-        </w:rPr>
-        <w:t>— Эч нерсе болбойт, эже, — деди ал мээрим төгүлгөн көздөрү менен.</w:t>
-      </w:r>
-    </w:p>
-    <w:p>
-      <w:pPr>
-        <w:keepNext w:val="0"/>
-        <w:keepLines w:val="0"/>
-        <w:pageBreakBefore w:val="0"/>
-        <w:widowControl/>
-        <w:spacing w:line="269" w:lineRule="auto" w:after="120" w:before="0"/>
-      </w:pPr>
-      <w:r>
-        <w:rPr>
-          <w:rFonts w:ascii="Arial" w:eastAsia="Arial" w:hAnsi="Arial"/>
-          <w:color w:val="000000"/>
-          <w:sz w:val="22"/>
-          <w:lang w:val="ky-KG"/>
-        </w:rPr>
-        <w:t>Акчаны сундум.</w:t>
-      </w:r>
-    </w:p>
-    <w:p>
-      <w:pPr>
-        <w:keepNext w:val="0"/>
-        <w:keepLines w:val="0"/>
-        <w:pageBreakBefore w:val="0"/>
-        <w:widowControl/>
-        <w:spacing w:line="269" w:lineRule="auto" w:after="120" w:before="0"/>
-      </w:pPr>
-      <w:r>
-        <w:rPr>
-          <w:rFonts w:ascii="Arial" w:eastAsia="Arial" w:hAnsi="Arial"/>
-          <w:color w:val="000000"/>
-          <w:sz w:val="22"/>
-          <w:lang w:val="ky-KG"/>
-        </w:rPr>
-        <w:t>— Жок, эже, кереги жок, менден болсун, — деди ал кайрадан.</w:t>
-      </w:r>
-    </w:p>
-    <w:p>
-      <w:pPr>
-        <w:keepNext w:val="0"/>
-        <w:keepLines w:val="0"/>
-        <w:pageBreakBefore w:val="0"/>
-        <w:widowControl/>
-        <w:spacing w:line="269" w:lineRule="auto" w:after="120" w:before="0"/>
-      </w:pPr>
-      <w:r>
-        <w:rPr>
-          <w:rFonts w:ascii="Arial" w:eastAsia="Arial" w:hAnsi="Arial"/>
-          <w:color w:val="000000"/>
-          <w:sz w:val="22"/>
-          <w:lang w:val="ky-KG"/>
-        </w:rPr>
-        <w:t>Эгер ал: «Эже, акчам жок дебедиңиз беле, муну кайдан таптыңыз?» — деп жүзүмө караса, ошол замат уялганымдан жерге кирип кетмекмин. Бирок ал түз пейил, күнөөсүз, таптаза, жүрөгү кирдей элек, баарын өзүндөй аруу көргөн бала эле.</w:t>
-      </w:r>
-    </w:p>
-    <w:p>
-      <w:pPr>
-        <w:keepNext w:val="0"/>
-        <w:keepLines w:val="0"/>
-        <w:pageBreakBefore w:val="0"/>
-        <w:widowControl/>
-        <w:spacing w:line="269" w:lineRule="auto" w:after="120" w:before="0"/>
-      </w:pPr>
-      <w:r>
-        <w:rPr>
-          <w:rFonts w:ascii="Arial" w:eastAsia="Arial" w:hAnsi="Arial"/>
-          <w:color w:val="000000"/>
-          <w:sz w:val="22"/>
-          <w:lang w:val="ky-KG"/>
-        </w:rPr>
-        <w:t>— Муну ал, — дедим да, чечкиндүү түрдө жүзүнө карадым. Чечимимди көрүп, акчаны алды да, экинчи колу менен чөнтөгүнөн кайтарым берүүгө тыйын чыгара баштады.</w:t>
-      </w:r>
-    </w:p>
-    <w:p>
-      <w:pPr>
-        <w:keepNext w:val="0"/>
-        <w:keepLines w:val="0"/>
-        <w:pageBreakBefore w:val="0"/>
-        <w:widowControl/>
-        <w:spacing w:line="269" w:lineRule="auto" w:after="120" w:before="0"/>
-      </w:pPr>
-      <w:r>
-        <w:rPr>
-          <w:rFonts w:ascii="Arial" w:eastAsia="Arial" w:hAnsi="Arial"/>
-          <w:color w:val="000000"/>
-          <w:sz w:val="22"/>
-          <w:lang w:val="ky-KG"/>
-        </w:rPr>
-        <w:t>— Жок, кереги жок, кайтарымы өзүңдө калсын, — дедим.</w:t>
-      </w:r>
-    </w:p>
-    <w:p>
-      <w:pPr>
-        <w:keepNext w:val="0"/>
-        <w:keepLines w:val="0"/>
-        <w:pageBreakBefore w:val="0"/>
-        <w:widowControl/>
-        <w:spacing w:line="269" w:lineRule="auto" w:after="120" w:before="0"/>
-      </w:pPr>
-      <w:r>
-        <w:rPr>
-          <w:rFonts w:ascii="Arial" w:eastAsia="Arial" w:hAnsi="Arial"/>
-          <w:color w:val="000000"/>
-          <w:sz w:val="22"/>
-          <w:lang w:val="ky-KG"/>
-        </w:rPr>
-        <w:t>— Эже, бул өтө көп, болбойт, — деп шашкалактап акчаларды бөлө баштады. Айрымдары жерге түшүп кетти.</w:t>
-      </w:r>
-    </w:p>
-    <w:p>
-      <w:pPr>
-        <w:keepNext w:val="0"/>
-        <w:keepLines w:val="0"/>
-        <w:pageBreakBefore w:val="0"/>
-        <w:widowControl/>
-        <w:spacing w:line="269" w:lineRule="auto" w:after="120" w:before="0"/>
-      </w:pPr>
-      <w:r>
-        <w:rPr>
-          <w:rFonts w:ascii="Arial" w:eastAsia="Arial" w:hAnsi="Arial"/>
-          <w:color w:val="000000"/>
-          <w:sz w:val="22"/>
-          <w:lang w:val="ky-KG"/>
-        </w:rPr>
-        <w:t>— Эч нерсе эмес, башың аман болсун, менден болсун, — дедим жылмайып.</w:t>
-      </w:r>
-    </w:p>
-    <w:p>
-      <w:pPr>
-        <w:keepNext w:val="0"/>
-        <w:keepLines w:val="0"/>
-        <w:pageBreakBefore w:val="0"/>
-        <w:widowControl/>
-        <w:spacing w:line="269" w:lineRule="auto" w:after="120" w:before="0"/>
-      </w:pPr>
-      <w:r>
-        <w:rPr>
-          <w:rFonts w:ascii="Arial" w:eastAsia="Arial" w:hAnsi="Arial"/>
-          <w:color w:val="000000"/>
-          <w:sz w:val="22"/>
-          <w:lang w:val="ky-KG"/>
-        </w:rPr>
-        <w:t>Бала уялып, музду эриткен баягы күлкүсү менен: — Рахмат, эже, Кудай сизден ыраазы болсун, — деди.</w:t>
-      </w:r>
-    </w:p>
-    <w:p>
-      <w:pPr>
-        <w:keepNext w:val="0"/>
-        <w:keepLines w:val="0"/>
-        <w:pageBreakBefore w:val="0"/>
-        <w:widowControl/>
-        <w:spacing w:line="269" w:lineRule="auto" w:after="120" w:before="0"/>
-      </w:pPr>
-      <w:r>
-        <w:rPr>
-          <w:rFonts w:ascii="Arial" w:hAnsi="Arial"/>
-          <w:color w:val="000000"/>
-          <w:sz w:val="22"/>
-          <w:lang w:val="ky-KG"/>
-        </w:rPr>
-        <w:t>«Сага да рахмат! Сага да рахмат, жарды өлкөмдүн жүрөгү кенен, көзү ток баласы!» — дедим ичимен да, кайра ордума барып отурдум. Сыртта муздак суук ошол баланын чакан, сүйкүмдүү шаарын каптап турган. Ал шаарда али да аруулугун жоготпогон, адамдарга болгон ишеними бүлүнбөгөн, күлкүсү менен кышты жазга айланткан, бир нерсе жасап акча таап, үй-бүлөсүнө жардам берүүгө умтулган балдар бар эле.</w:t>
-      </w:r>
-    </w:p>
-    <w:p>
-      <w:pPr>
-        <w:keepNext w:val="0"/>
-        <w:keepLines w:val="0"/>
-        <w:pageBreakBefore w:val="0"/>
-        <w:widowControl/>
-        <w:spacing w:line="269" w:lineRule="auto" w:after="120" w:before="0"/>
-      </w:pPr>
-      <w:r>
-        <w:rPr>
-          <w:rFonts w:ascii="Arial" w:eastAsia="Arial" w:hAnsi="Arial"/>
-          <w:color w:val="000000"/>
-          <w:sz w:val="22"/>
-          <w:lang w:val="ky-KG"/>
-        </w:rPr>
-        <w:t>Жолго чыктык. Түндүн караңгылыгында шаар да, жоолук саткан бала да артта калды. Жүрөгүм ооруп, бул суукта үй-жайынан ажыраган адамдарды ойлодум. Ичимде ар түрдүү сезимдер толкуп, алкымым түйүнүп, көз жашымды араң токтотуп турдум.</w:t>
-      </w:r>
-    </w:p>
-    <w:p>
-      <w:pPr>
-        <w:keepNext/>
-        <w:keepLines w:val="0"/>
-        <w:pageBreakBefore w:val="0"/>
-        <w:widowControl/>
-        <w:spacing w:line="269" w:lineRule="auto" w:after="120" w:before="0"/>
-      </w:pPr>
-      <w:r>
-        <w:rPr>
-          <w:rFonts w:ascii="Arial" w:eastAsia="Arial" w:hAnsi="Arial"/>
-          <w:color w:val="000000"/>
-          <w:sz w:val="22"/>
-          <w:lang w:val="ky-KG"/>
-        </w:rPr>
-        <w:t>Автобусубуз болсо аппак кар жамынган тоолордун арасынан ийри-буйру жол менен сапарын улантты.</w:t>
-      </w:r>
-    </w:p>
-    <w:p>
-      <w:pPr>
-        <w:pStyle w:val="Moral"/>
-        <w:keepNext/>
-        <w:keepLines/>
-        <w:pageBreakBefore w:val="0"/>
-        <w:widowControl/>
-        <w:spacing w:before="120" w:after="120" w:line="269" w:lineRule="auto"/>
-        <w:ind w:left="240" w:right="240"/>
-        <w:rPr>
-          <w:lang/>
-        </w:rPr>
-      </w:pPr>
-      <w:r>
-        <w:rPr>
-          <w:rFonts w:ascii="Arial" w:hAnsi="Arial"/>
-          <w:b/>
-          <w:color w:val="000000"/>
-          <w:sz w:val="22"/>
-          <w:lang w:val="ky-KG"/>
-        </w:rPr>
-        <w:t>Сабак: Кээде эң чоң жоомарттыкты эң жарды адам көрсөтөт. Баланын аруу жүрөгү материалдык жокчулукту байлыкка айландырат.</w:t>
-      </w:r>
-      <w:r>
-        <w:rPr>
-          <w:rFonts w:ascii="Arial" w:hAnsi="Arial"/>
-          <w:color w:val="000000"/>
-          <w:sz w:val="22"/>
-          <w:lang w:val="ky-KG"/>
-        </w:rPr>
-      </w:r>
-    </w:p>
-    <w:p>
-      <w:pPr>
-        <w:keepNext w:val="0"/>
-        <w:keepLines w:val="0"/>
-        <w:pageBreakBefore w:val="0"/>
-        <w:widowControl/>
-        <w:spacing w:before="0" w:after="160" w:line="269" w:lineRule="auto"/>
-        <w:jc w:val="right"/>
-      </w:pPr>
-      <w:r>
-        <w:rPr>
-          <w:rFonts w:ascii="Arial" w:eastAsia="Arial" w:hAnsi="Arial" w:cs="Arial"/>
-          <w:i/>
-          <w:color w:val="000000"/>
-          <w:sz w:val="18"/>
-          <w:lang w:val="ky-KG"/>
-        </w:rPr>
-        <w:t>Аңгемелер ачык интернет булактарынан алынган, иллюстрациялар болсо ЖИ менен түзүлгөн.</w:t>
-      </w:r>
-    </w:p>
+        <w:t>Аңгемелер интернеттен чогултулуп, жасалма интеллекттин жардамы менен иштелип чыккан. Бардык сүрөттөр жасалма интеллект аркылуу түзүлгөн.</w:t>
+      </w:r>
+    </w:p>
+    <w:p/>
     <w:sectPr>
       <w:headerReference w:type="even" r:id="rId7"/>
       <w:headerReference w:type="default" r:id="rId8"/>
@@ -1230,7 +1031,6 @@
     </w:pPr>
     <w:rPr>
       <w:rFonts w:asciiTheme="majorHAnsi" w:eastAsiaTheme="majorEastAsia" w:hAnsiTheme="majorHAnsi" w:cstheme="majorBidi"/>
-      <w:color w:val="000000"/>
       <w:sz w:val="40"/>
       <w:szCs w:val="40"/>
     </w:rPr>
@@ -1252,7 +1052,6 @@
     </w:pPr>
     <w:rPr>
       <w:rFonts w:asciiTheme="majorHAnsi" w:eastAsiaTheme="majorEastAsia" w:hAnsiTheme="majorHAnsi" w:cstheme="majorBidi"/>
-      <w:color w:val="000000"/>
       <w:sz w:val="32"/>
       <w:szCs w:val="32"/>
     </w:rPr>
@@ -1275,7 +1074,6 @@
     </w:pPr>
     <w:rPr>
       <w:rFonts w:eastAsiaTheme="majorEastAsia" w:cstheme="majorBidi"/>
-      <w:color w:val="000000"/>
       <w:sz w:val="28"/>
       <w:szCs w:val="28"/>
     </w:rPr>
@@ -1300,7 +1098,6 @@
       <w:rFonts w:eastAsiaTheme="majorEastAsia" w:cstheme="majorBidi"/>
       <w:i/>
       <w:iCs/>
-      <w:color w:val="000000"/>
     </w:rPr>
   </w:style>
   <w:style w:type="paragraph" w:styleId="Heading5">
@@ -1321,7 +1118,6 @@
     </w:pPr>
     <w:rPr>
       <w:rFonts w:eastAsiaTheme="majorEastAsia" w:cstheme="majorBidi"/>
-      <w:color w:val="000000"/>
     </w:rPr>
   </w:style>
   <w:style w:type="paragraph" w:styleId="Heading6">
@@ -1344,7 +1140,6 @@
       <w:rFonts w:eastAsiaTheme="majorEastAsia" w:cstheme="majorBidi"/>
       <w:i/>
       <w:iCs/>
-      <w:color w:val="000000"/>
     </w:rPr>
   </w:style>
   <w:style w:type="paragraph" w:styleId="Heading7">
@@ -1365,7 +1160,6 @@
     </w:pPr>
     <w:rPr>
       <w:rFonts w:eastAsiaTheme="majorEastAsia" w:cstheme="majorBidi"/>
-      <w:color w:val="000000"/>
     </w:rPr>
   </w:style>
   <w:style w:type="paragraph" w:styleId="Heading8">
@@ -1388,7 +1182,6 @@
       <w:rFonts w:eastAsiaTheme="majorEastAsia" w:cstheme="majorBidi"/>
       <w:i/>
       <w:iCs/>
-      <w:color w:val="000000"/>
     </w:rPr>
   </w:style>
   <w:style w:type="paragraph" w:styleId="Heading9">
@@ -1409,13 +1202,11 @@
     </w:pPr>
     <w:rPr>
       <w:rFonts w:eastAsiaTheme="majorEastAsia" w:cstheme="majorBidi"/>
-      <w:color w:val="000000"/>
     </w:rPr>
   </w:style>
   <w:style w:type="character" w:default="1" w:styleId="DefaultParagraphFont">
     <w:name w:val="Default Paragraph Font"/>
     <w:uiPriority w:val="1"/>
-    <w:semiHidden/>
     <w:unhideWhenUsed/>
   </w:style>
   <w:style w:type="table" w:default="1" w:styleId="TableNormal">
@@ -1571,7 +1362,6 @@
     </w:pPr>
     <w:rPr>
       <w:rFonts w:asciiTheme="majorHAnsi" w:eastAsiaTheme="majorEastAsia" w:hAnsiTheme="majorHAnsi" w:cstheme="majorBidi"/>
-      <w:color w:val="000000"/>
       <w:spacing w:val="-10"/>
       <w:kern w:val="28"/>
       <w:sz w:val="56"/>
@@ -1607,7 +1397,6 @@
     </w:pPr>
     <w:rPr>
       <w:rFonts w:eastAsiaTheme="majorEastAsia" w:cstheme="majorBidi"/>
-      <w:color w:val="000000"/>
       <w:spacing w:val="15"/>
       <w:sz w:val="28"/>
       <w:szCs w:val="28"/>
@@ -1642,7 +1431,6 @@
     <w:rPr>
       <w:i/>
       <w:iCs/>
-      <w:color w:val="000000"/>
     </w:rPr>
   </w:style>
   <w:style w:type="character" w:customStyle="1" w:styleId="QuoteChar">
@@ -1667,9 +1455,6 @@
       <w:ind w:left="720"/>
       <w:contextualSpacing/>
     </w:pPr>
-    <w:rPr>
-      <w:color w:val="000000"/>
-    </w:rPr>
   </w:style>
   <w:style w:type="character" w:styleId="IntenseEmphasis">
     <w:name w:val="Intense Emphasis"/>
@@ -1699,7 +1484,6 @@
     <w:rPr>
       <w:i/>
       <w:iCs/>
-      <w:color w:val="000000"/>
     </w:rPr>
   </w:style>
   <w:style w:type="character" w:customStyle="1" w:styleId="IntenseQuoteChar">
@@ -1739,9 +1523,6 @@
     <w:pPr>
       <w:spacing w:after="100"/>
     </w:pPr>
-    <w:rPr>
-      <w:color w:val="000000"/>
-    </w:rPr>
   </w:style>
   <w:style w:type="paragraph" w:customStyle="1" w:styleId="Moral">
     <w:name w:val="Moral"/>
@@ -1753,7 +1534,6 @@
     <w:rPr>
       <w:rFonts w:ascii="Arial" w:eastAsia="Arial" w:hAnsi="Arial"/>
       <w:i/>
-      <w:color w:val="000000"/>
       <w:kern w:val="0"/>
       <w:sz w:val="22"/>
       <w:szCs w:val="22"/>
@@ -1775,9 +1555,6 @@
       </w:tabs>
       <w:spacing w:after="0" w:line="240" w:lineRule="auto"/>
     </w:pPr>
-    <w:rPr>
-      <w:color w:val="000000"/>
-    </w:rPr>
   </w:style>
   <w:style w:type="character" w:customStyle="1" w:styleId="HeaderChar">
     <w:name w:val="Header Char"/>
@@ -1800,9 +1577,6 @@
       </w:tabs>
       <w:spacing w:after="0" w:line="240" w:lineRule="auto"/>
     </w:pPr>
-    <w:rPr>
-      <w:color w:val="000000"/>
-    </w:rPr>
   </w:style>
   <w:style w:type="character" w:customStyle="1" w:styleId="FooterChar">
     <w:name w:val="Footer Char"/>
@@ -1825,7 +1599,6 @@
     </w:pPr>
     <w:rPr>
       <w:rFonts w:eastAsiaTheme="minorEastAsia"/>
-      <w:color w:val="000000"/>
     </w:rPr>
   </w:style>
   <w:style w:type="paragraph" w:styleId="TOC3">
@@ -1842,7 +1615,6 @@
     </w:pPr>
     <w:rPr>
       <w:rFonts w:eastAsiaTheme="minorEastAsia"/>
-      <w:color w:val="000000"/>
     </w:rPr>
   </w:style>
   <w:style w:type="paragraph" w:styleId="TOC4">
@@ -1859,7 +1631,6 @@
     </w:pPr>
     <w:rPr>
       <w:rFonts w:eastAsiaTheme="minorEastAsia"/>
-      <w:color w:val="000000"/>
     </w:rPr>
   </w:style>
   <w:style w:type="paragraph" w:styleId="TOC5">
@@ -1876,7 +1647,6 @@
     </w:pPr>
     <w:rPr>
       <w:rFonts w:eastAsiaTheme="minorEastAsia"/>
-      <w:color w:val="000000"/>
     </w:rPr>
   </w:style>
   <w:style w:type="paragraph" w:styleId="TOC6">
@@ -1893,7 +1663,6 @@
     </w:pPr>
     <w:rPr>
       <w:rFonts w:eastAsiaTheme="minorEastAsia"/>
-      <w:color w:val="000000"/>
     </w:rPr>
   </w:style>
   <w:style w:type="paragraph" w:styleId="TOC7">
@@ -1910,7 +1679,6 @@
     </w:pPr>
     <w:rPr>
       <w:rFonts w:eastAsiaTheme="minorEastAsia"/>
-      <w:color w:val="000000"/>
     </w:rPr>
   </w:style>
   <w:style w:type="paragraph" w:styleId="TOC8">
@@ -1927,7 +1695,6 @@
     </w:pPr>
     <w:rPr>
       <w:rFonts w:eastAsiaTheme="minorEastAsia"/>
-      <w:color w:val="000000"/>
     </w:rPr>
   </w:style>
   <w:style w:type="paragraph" w:styleId="TOC9">
@@ -1944,7 +1711,6 @@
     </w:pPr>
     <w:rPr>
       <w:rFonts w:eastAsiaTheme="minorEastAsia"/>
-      <w:color w:val="000000"/>
     </w:rPr>
   </w:style>
   <w:style w:type="paragraph" w:styleId="TOCHeading">
@@ -1960,7 +1726,6 @@
       <w:outlineLvl w:val="9"/>
     </w:pPr>
     <w:rPr>
-      <w:color w:val="000000"/>
       <w:kern w:val="0"/>
       <w:sz w:val="32"/>
       <w:szCs w:val="32"/>
